--- a/mokdong3/2fin/word/md3s2_dialogue_check_exam.docx
+++ b/mokdong3/2fin/word/md3s2_dialogue_check_exam.docx
@@ -6048,7 +6048,7 @@
           <w:sz w:val="20"/>
           <w:u w:val="none"/>
         </w:rPr>
-        <w:t>〈보기〉 ( before / we / swim / I / suggest / we / do / doing / stretching exercises )</w:t>
+        <w:t>〈보기〉 ( suggest / before / swim / doing / we / stretching exercises / do / I / we )</w:t>
       </w:r>
       <w:r>
         <w:br/>
@@ -6637,7 +6637,7 @@
           <w:sz w:val="20"/>
           <w:u w:val="none"/>
         </w:rPr>
-        <w:t>〈보기〉 ( the application / will give / you / a number / to unlock / unlocking / a bike / with )</w:t>
+        <w:t>〈보기〉 ( will give / to unlock / unlocking / with / you / a bike / the application / a number )</w:t>
       </w:r>
       <w:r>
         <w:br/>
@@ -7413,7 +7413,7 @@
           <w:sz w:val="20"/>
           <w:u w:val="none"/>
         </w:rPr>
-        <w:t>〈보기〉 ( I / prefer / the Korean mask exhibition / to / than / the painting exhibition )</w:t>
+        <w:t>〈보기〉 ( the Korean mask exhibition / than / to / I / prefer / the painting exhibition )</w:t>
       </w:r>
       <w:r>
         <w:br/>

--- a/mokdong3/2fin/word/md3s2_dialogue_check_exam.docx
+++ b/mokdong3/2fin/word/md3s2_dialogue_check_exam.docx
@@ -19,10 +19,10 @@
     </w:p>
     <w:p>
       <w:pPr>
-        <w:spacing w:after="80"/>
         <w:pBdr>
           <w:bottom w:val="single" w:sz="8" w:space="2" w:color="1F3864"/>
         </w:pBdr>
+        <w:spacing w:after="80"/>
       </w:pPr>
       <w:r>
         <w:rPr>
@@ -89,13 +89,13 @@
     </w:p>
     <w:p>
       <w:pPr>
-        <w:spacing w:after="60"/>
         <w:pBdr>
           <w:top w:val="single" w:sz="4" w:space="3" w:color="9AA9C2"/>
           <w:left w:val="single" w:sz="4" w:space="3" w:color="9AA9C2"/>
           <w:bottom w:val="single" w:sz="4" w:space="3" w:color="9AA9C2"/>
           <w:right w:val="single" w:sz="4" w:space="3" w:color="9AA9C2"/>
         </w:pBdr>
+        <w:spacing w:after="60"/>
         <w:ind w:left="57" w:right="57"/>
       </w:pPr>
       <w:r>
@@ -318,13 +318,13 @@
     </w:p>
     <w:p>
       <w:pPr>
-        <w:spacing w:after="60"/>
         <w:pBdr>
           <w:top w:val="single" w:sz="4" w:space="3" w:color="9AA9C2"/>
           <w:left w:val="single" w:sz="4" w:space="3" w:color="9AA9C2"/>
           <w:bottom w:val="single" w:sz="4" w:space="3" w:color="9AA9C2"/>
           <w:right w:val="single" w:sz="4" w:space="3" w:color="9AA9C2"/>
         </w:pBdr>
+        <w:spacing w:after="60"/>
         <w:ind w:left="57" w:right="57"/>
       </w:pPr>
       <w:r>
@@ -560,13 +560,13 @@
     </w:p>
     <w:p>
       <w:pPr>
-        <w:spacing w:after="60"/>
         <w:pBdr>
           <w:top w:val="single" w:sz="4" w:space="3" w:color="9AA9C2"/>
           <w:left w:val="single" w:sz="4" w:space="3" w:color="9AA9C2"/>
           <w:bottom w:val="single" w:sz="4" w:space="3" w:color="9AA9C2"/>
           <w:right w:val="single" w:sz="4" w:space="3" w:color="9AA9C2"/>
         </w:pBdr>
+        <w:spacing w:after="60"/>
         <w:ind w:left="57" w:right="57"/>
       </w:pPr>
       <w:r>
@@ -796,13 +796,13 @@
     </w:p>
     <w:p>
       <w:pPr>
-        <w:spacing w:after="60"/>
         <w:pBdr>
           <w:top w:val="single" w:sz="4" w:space="3" w:color="9AA9C2"/>
           <w:left w:val="single" w:sz="4" w:space="3" w:color="9AA9C2"/>
           <w:bottom w:val="single" w:sz="4" w:space="3" w:color="9AA9C2"/>
           <w:right w:val="single" w:sz="4" w:space="3" w:color="9AA9C2"/>
         </w:pBdr>
+        <w:spacing w:after="60"/>
         <w:ind w:left="57" w:right="57"/>
       </w:pPr>
       <w:r>
@@ -1065,13 +1065,13 @@
     </w:p>
     <w:p>
       <w:pPr>
-        <w:spacing w:after="60"/>
         <w:pBdr>
           <w:top w:val="single" w:sz="4" w:space="3" w:color="9AA9C2"/>
           <w:left w:val="single" w:sz="4" w:space="3" w:color="9AA9C2"/>
           <w:bottom w:val="single" w:sz="4" w:space="3" w:color="9AA9C2"/>
           <w:right w:val="single" w:sz="4" w:space="3" w:color="9AA9C2"/>
         </w:pBdr>
+        <w:spacing w:after="60"/>
         <w:ind w:left="57" w:right="57"/>
       </w:pPr>
       <w:r>
@@ -1294,13 +1294,13 @@
     </w:p>
     <w:p>
       <w:pPr>
-        <w:spacing w:after="60"/>
         <w:pBdr>
           <w:top w:val="single" w:sz="4" w:space="3" w:color="9AA9C2"/>
           <w:left w:val="single" w:sz="4" w:space="3" w:color="9AA9C2"/>
           <w:bottom w:val="single" w:sz="4" w:space="3" w:color="9AA9C2"/>
           <w:right w:val="single" w:sz="4" w:space="3" w:color="9AA9C2"/>
         </w:pBdr>
+        <w:spacing w:after="60"/>
         <w:ind w:left="57" w:right="57"/>
       </w:pPr>
       <w:r>
@@ -1811,13 +1811,13 @@
     </w:p>
     <w:p>
       <w:pPr>
-        <w:spacing w:after="60"/>
         <w:pBdr>
           <w:top w:val="single" w:sz="4" w:space="3" w:color="9AA9C2"/>
           <w:left w:val="single" w:sz="4" w:space="3" w:color="9AA9C2"/>
           <w:bottom w:val="single" w:sz="4" w:space="3" w:color="9AA9C2"/>
           <w:right w:val="single" w:sz="4" w:space="3" w:color="9AA9C2"/>
         </w:pBdr>
+        <w:spacing w:after="60"/>
         <w:ind w:left="57" w:right="57"/>
       </w:pPr>
       <w:r>
@@ -2013,13 +2013,13 @@
     </w:p>
     <w:p>
       <w:pPr>
-        <w:spacing w:after="60"/>
         <w:pBdr>
           <w:top w:val="single" w:sz="4" w:space="3" w:color="9AA9C2"/>
           <w:left w:val="single" w:sz="4" w:space="3" w:color="9AA9C2"/>
           <w:bottom w:val="single" w:sz="4" w:space="3" w:color="9AA9C2"/>
           <w:right w:val="single" w:sz="4" w:space="3" w:color="9AA9C2"/>
         </w:pBdr>
+        <w:spacing w:after="60"/>
         <w:ind w:left="57" w:right="57"/>
       </w:pPr>
       <w:r>
@@ -2269,13 +2269,13 @@
     </w:p>
     <w:p>
       <w:pPr>
-        <w:spacing w:after="60"/>
         <w:pBdr>
           <w:top w:val="single" w:sz="4" w:space="3" w:color="9AA9C2"/>
           <w:left w:val="single" w:sz="4" w:space="3" w:color="9AA9C2"/>
           <w:bottom w:val="single" w:sz="4" w:space="3" w:color="9AA9C2"/>
           <w:right w:val="single" w:sz="4" w:space="3" w:color="9AA9C2"/>
         </w:pBdr>
+        <w:spacing w:after="60"/>
         <w:ind w:left="57" w:right="57"/>
       </w:pPr>
       <w:r>
@@ -2532,13 +2532,13 @@
     </w:p>
     <w:p>
       <w:pPr>
-        <w:spacing w:after="60"/>
         <w:pBdr>
           <w:top w:val="single" w:sz="4" w:space="3" w:color="9AA9C2"/>
           <w:left w:val="single" w:sz="4" w:space="3" w:color="9AA9C2"/>
           <w:bottom w:val="single" w:sz="4" w:space="3" w:color="9AA9C2"/>
           <w:right w:val="single" w:sz="4" w:space="3" w:color="9AA9C2"/>
         </w:pBdr>
+        <w:spacing w:after="60"/>
         <w:ind w:left="57" w:right="57"/>
       </w:pPr>
       <w:r>
@@ -2741,13 +2741,13 @@
     </w:p>
     <w:p>
       <w:pPr>
-        <w:spacing w:after="60"/>
         <w:pBdr>
           <w:top w:val="single" w:sz="4" w:space="3" w:color="9AA9C2"/>
           <w:left w:val="single" w:sz="4" w:space="3" w:color="9AA9C2"/>
           <w:bottom w:val="single" w:sz="4" w:space="3" w:color="9AA9C2"/>
           <w:right w:val="single" w:sz="4" w:space="3" w:color="9AA9C2"/>
         </w:pBdr>
+        <w:spacing w:after="60"/>
         <w:ind w:left="57" w:right="57"/>
       </w:pPr>
       <w:r>
@@ -3018,13 +3018,13 @@
     </w:p>
     <w:p>
       <w:pPr>
-        <w:spacing w:after="60"/>
         <w:pBdr>
           <w:top w:val="single" w:sz="4" w:space="3" w:color="9AA9C2"/>
           <w:left w:val="single" w:sz="4" w:space="3" w:color="9AA9C2"/>
           <w:bottom w:val="single" w:sz="4" w:space="3" w:color="9AA9C2"/>
           <w:right w:val="single" w:sz="4" w:space="3" w:color="9AA9C2"/>
         </w:pBdr>
+        <w:spacing w:after="60"/>
         <w:ind w:left="57" w:right="57"/>
       </w:pPr>
       <w:r>
@@ -3475,13 +3475,13 @@
     </w:p>
     <w:p>
       <w:pPr>
-        <w:spacing w:after="60"/>
         <w:pBdr>
           <w:top w:val="single" w:sz="4" w:space="3" w:color="9AA9C2"/>
           <w:left w:val="single" w:sz="4" w:space="3" w:color="9AA9C2"/>
           <w:bottom w:val="single" w:sz="4" w:space="3" w:color="9AA9C2"/>
           <w:right w:val="single" w:sz="4" w:space="3" w:color="9AA9C2"/>
         </w:pBdr>
+        <w:spacing w:after="60"/>
         <w:ind w:left="57" w:right="57"/>
       </w:pPr>
       <w:r>
@@ -3826,13 +3826,13 @@
     </w:p>
     <w:p>
       <w:pPr>
-        <w:spacing w:after="60"/>
         <w:pBdr>
           <w:top w:val="single" w:sz="4" w:space="3" w:color="9AA9C2"/>
           <w:left w:val="single" w:sz="4" w:space="3" w:color="9AA9C2"/>
           <w:bottom w:val="single" w:sz="4" w:space="3" w:color="9AA9C2"/>
           <w:right w:val="single" w:sz="4" w:space="3" w:color="9AA9C2"/>
         </w:pBdr>
+        <w:spacing w:after="60"/>
         <w:ind w:left="57" w:right="57"/>
       </w:pPr>
       <w:r>
@@ -4154,13 +4154,13 @@
     </w:p>
     <w:p>
       <w:pPr>
-        <w:spacing w:after="60"/>
         <w:pBdr>
           <w:top w:val="single" w:sz="4" w:space="3" w:color="9AA9C2"/>
           <w:left w:val="single" w:sz="4" w:space="3" w:color="9AA9C2"/>
           <w:bottom w:val="single" w:sz="4" w:space="3" w:color="9AA9C2"/>
           <w:right w:val="single" w:sz="4" w:space="3" w:color="9AA9C2"/>
         </w:pBdr>
+        <w:spacing w:after="60"/>
         <w:ind w:left="57" w:right="57"/>
       </w:pPr>
       <w:r>
@@ -4369,13 +4369,13 @@
     </w:p>
     <w:p>
       <w:pPr>
-        <w:spacing w:after="60"/>
         <w:pBdr>
           <w:top w:val="single" w:sz="4" w:space="3" w:color="9AA9C2"/>
           <w:left w:val="single" w:sz="4" w:space="3" w:color="9AA9C2"/>
           <w:bottom w:val="single" w:sz="4" w:space="3" w:color="9AA9C2"/>
           <w:right w:val="single" w:sz="4" w:space="3" w:color="9AA9C2"/>
         </w:pBdr>
+        <w:spacing w:after="60"/>
         <w:ind w:left="57" w:right="57"/>
       </w:pPr>
       <w:r>
@@ -4557,13 +4557,13 @@
     </w:p>
     <w:p>
       <w:pPr>
-        <w:spacing w:after="60"/>
         <w:pBdr>
           <w:top w:val="single" w:sz="4" w:space="3" w:color="9AA9C2"/>
           <w:left w:val="single" w:sz="4" w:space="3" w:color="9AA9C2"/>
           <w:bottom w:val="single" w:sz="4" w:space="3" w:color="9AA9C2"/>
           <w:right w:val="single" w:sz="4" w:space="3" w:color="9AA9C2"/>
         </w:pBdr>
+        <w:spacing w:after="60"/>
         <w:ind w:left="57" w:right="57"/>
       </w:pPr>
       <w:r>
@@ -4799,13 +4799,13 @@
     </w:p>
     <w:p>
       <w:pPr>
-        <w:spacing w:after="60"/>
         <w:pBdr>
           <w:top w:val="single" w:sz="4" w:space="3" w:color="9AA9C2"/>
           <w:left w:val="single" w:sz="4" w:space="3" w:color="9AA9C2"/>
           <w:bottom w:val="single" w:sz="4" w:space="3" w:color="9AA9C2"/>
           <w:right w:val="single" w:sz="4" w:space="3" w:color="9AA9C2"/>
         </w:pBdr>
+        <w:spacing w:after="60"/>
         <w:ind w:left="57" w:right="57"/>
       </w:pPr>
       <w:r>
@@ -5001,13 +5001,13 @@
     </w:p>
     <w:p>
       <w:pPr>
-        <w:spacing w:after="60"/>
         <w:pBdr>
           <w:top w:val="single" w:sz="4" w:space="3" w:color="9AA9C2"/>
           <w:left w:val="single" w:sz="4" w:space="3" w:color="9AA9C2"/>
           <w:bottom w:val="single" w:sz="4" w:space="3" w:color="9AA9C2"/>
           <w:right w:val="single" w:sz="4" w:space="3" w:color="9AA9C2"/>
         </w:pBdr>
+        <w:spacing w:after="60"/>
         <w:ind w:left="57" w:right="57"/>
       </w:pPr>
       <w:r>
@@ -5768,9 +5768,9 @@
     </w:p>
     <w:p>
       <w:pPr>
+        <w:shd w:val="clear" w:color="auto" w:fill="F1F4F9"/>
         <w:spacing w:after="30"/>
         <w:ind w:left="85"/>
-        <w:shd w:val="clear" w:color="auto" w:fill="F1F4F9"/>
       </w:pPr>
       <w:r>
         <w:rPr>
@@ -5904,9 +5904,9 @@
     </w:p>
     <w:p>
       <w:pPr>
+        <w:shd w:val="clear" w:color="auto" w:fill="F1F4F9"/>
         <w:spacing w:after="30"/>
         <w:ind w:left="85"/>
-        <w:shd w:val="clear" w:color="auto" w:fill="F1F4F9"/>
       </w:pPr>
       <w:r>
         <w:rPr>
@@ -6037,9 +6037,9 @@
     </w:p>
     <w:p>
       <w:pPr>
+        <w:shd w:val="clear" w:color="auto" w:fill="F1F4F9"/>
         <w:spacing w:after="30"/>
         <w:ind w:left="85"/>
-        <w:shd w:val="clear" w:color="auto" w:fill="F1F4F9"/>
       </w:pPr>
       <w:r>
         <w:rPr>
@@ -6373,9 +6373,9 @@
     </w:p>
     <w:p>
       <w:pPr>
+        <w:shd w:val="clear" w:color="auto" w:fill="F1F4F9"/>
         <w:spacing w:after="30"/>
         <w:ind w:left="85"/>
-        <w:shd w:val="clear" w:color="auto" w:fill="F1F4F9"/>
       </w:pPr>
       <w:r>
         <w:rPr>
@@ -6626,9 +6626,9 @@
     </w:p>
     <w:p>
       <w:pPr>
+        <w:shd w:val="clear" w:color="auto" w:fill="F1F4F9"/>
         <w:spacing w:after="30"/>
         <w:ind w:left="85"/>
-        <w:shd w:val="clear" w:color="auto" w:fill="F1F4F9"/>
       </w:pPr>
       <w:r>
         <w:rPr>
@@ -7115,9 +7115,9 @@
     </w:p>
     <w:p>
       <w:pPr>
+        <w:shd w:val="clear" w:color="auto" w:fill="F1F4F9"/>
         <w:spacing w:after="30"/>
         <w:ind w:left="85"/>
-        <w:shd w:val="clear" w:color="auto" w:fill="F1F4F9"/>
       </w:pPr>
       <w:r>
         <w:rPr>
@@ -7260,9 +7260,9 @@
     </w:p>
     <w:p>
       <w:pPr>
+        <w:shd w:val="clear" w:color="auto" w:fill="F1F4F9"/>
         <w:spacing w:after="30"/>
         <w:ind w:left="85"/>
-        <w:shd w:val="clear" w:color="auto" w:fill="F1F4F9"/>
       </w:pPr>
       <w:r>
         <w:rPr>
@@ -7402,9 +7402,9 @@
     </w:p>
     <w:p>
       <w:pPr>
+        <w:shd w:val="clear" w:color="auto" w:fill="F1F4F9"/>
         <w:spacing w:after="30"/>
         <w:ind w:left="85"/>
-        <w:shd w:val="clear" w:color="auto" w:fill="F1F4F9"/>
       </w:pPr>
       <w:r>
         <w:rPr>
@@ -7572,8 +7572,8 @@
           <w:type w:val="continuous"/>
           <w:pgSz w:w="11906" w:h="16838"/>
           <w:pgMar w:top="680" w:right="794" w:bottom="624" w:left="794" w:header="720" w:footer="720" w:gutter="0"/>
+          <w:cols w:num="2" w:space="396" w:sep="1"/>
           <w:docGrid w:linePitch="360"/>
-          <w:cols w:num="2" w:space="396" w:sep="1"/>
         </w:sectPr>
       </w:pPr>
     </w:p>
@@ -10432,8 +10432,8 @@
     <w:sectPr>
       <w:pgSz w:w="11906" w:h="16838"/>
       <w:pgMar w:top="680" w:right="794" w:bottom="624" w:left="794" w:header="720" w:footer="720" w:gutter="0"/>
+      <w:cols w:num="1" w:space="396"/>
       <w:docGrid w:linePitch="360"/>
-      <w:cols w:num="1" w:space="396"/>
     </w:sectPr>
   </w:body>
 </w:document>
